--- a/az/wisdom-stories/learning-to-say-yet.docx
+++ b/az/wisdom-stories/learning-to-say-yet.docx
@@ -40,7 +40,7 @@
         <w:rPr>
           <w:lang/>
         </w:rPr>
-        <w:t>«Bu işdən vaz keçdim» demək əvəzinə, «Bəlkə başqa bir yol sınayım? İndiki üsul alınmadısa, fərqli yanaşma kömək edə bilər» deyin.</w:t>
+        <w:t>«Bu işdən vazkeçdim» demək əvəzinə, «Bəlkə, başqa bir yol sınayım? İndiki üsul alınmadısa, fərqli yanaşma kömək edə bilər» deyin.</w:t>
       </w:r>
     </w:p>
     <w:p>
@@ -53,7 +53,7 @@
         <w:rPr>
           <w:lang/>
         </w:rPr>
-        <w:t>«Bu iş çox çətindir» deyib dayanmaq əvəzinə, «Çətindir, amma addım-addım irəliləyə bilərəm. Mənə bir az da vaxt, zəhmət və bəlkə də kömək lazımdır» deyin.</w:t>
+        <w:t>«Bu iş çox çətindir» deyib dayanmaq əvəzinə, «Çətindir, amma addım-addım irəliləyə bilərəm. Mənə bir az da vaxt, zəhmət və, bəlkə də, kömək lazımdır» deyin.</w:t>
       </w:r>
     </w:p>
     <w:p>
